--- a/state-vignettes/florida_highway_report.docx
+++ b/state-vignettes/florida_highway_report.docx
@@ -7,6 +7,9 @@
         <w:pStyle w:val="Heading1"/>
       </w:pPr>
       <w:r>
+        <w:rPr>
+          <w:color w:val="FF5500"/>
+        </w:rPr>
         <w:t>Florida Ranks 14th in the Nation in Highway Performance and Cost-Effectiveness</w:t>
       </w:r>
     </w:p>
@@ -17,7 +20,7 @@
     </w:p>
     <w:p>
       <w:r>
-        <w:t xml:space="preserve">According to the Annual Highway Report by Reason Foundation, this is a change from the state's previous rankings. </w:t>
+        <w:t>According to the Annual Highway Report by Reason Foundation, this ranking is the same as last year’s.</w:t>
       </w:r>
     </w:p>
     <w:p>
@@ -37,22 +40,539 @@
     </w:p>
     <w:p>
       <w:r>
-        <w:t>Compared to last year, Florida has the following notable changes in rankings: Other Fatality Rate improved by 7.0 points, from 27 to 20; Rural Fatality Rate improved by 6.0 points, from 38 to 32; Maintenance Disbursements worsened by 9.0 points, from 25 to 34; Other Disbursements improved by 10.0 points, from 23 to 13.</w:t>
+        <w:t>Compared to last year, Florida has the following notable changes in rankings: Other Fatality Rate improved by 7 points, from 27 to 20; Rural Fatality Rate improved by 6 points, from 38 to 32; Maintenance Disbursements worsened by 9 points, from 25 to 34; Other Disbursements improved by 10 points, from 23 to 13.</w:t>
       </w:r>
     </w:p>
     <w:p>
       <w:r>
-        <w:t>Compared to neighboring and nearby states, Florida’s overall highway performance is worse than Georgia (2nd), South Carolina (3rd), and Alabama (8th); better than Mississippi (24th). Comparing its overall performance to similarly populated states, Florida ranks better than Texas (27th) and New York (47th).</w:t>
+        <w:t>Compared to neighboring and nearby states, Florida’s overall highway performance is worse than Georgia (2nd), South Carolina (3rd), and Alabama (8th); better than Mississippi (24th).</w:t>
       </w:r>
     </w:p>
     <w:p>
       <w:r>
-        <w:t>Florida’s highway system ranks 14th out of 50 states overall this year, compared to 14th last year.</w:t>
+        <w:t>Comparing its overall performance to similarly populated states, Florida ranks better than Texas (27th) and New York (47th).</w:t>
+      </w:r>
+    </w:p>
+    <w:p>
+      <w:r>
+        <w:t>Florida’s highway system ranks 14th out of 50 states overall this year, the same ranking as last year.</w:t>
       </w:r>
     </w:p>
     <w:p>
       <w:r>
         <w:t>“In terms of improving in the road condition and performance categories, Florida should focus on reducing Urban Fatality Rate and Capital &amp; Bridge Disbursements. Florida’s rank of 46th in Urban Fatality Rate makes it one of the worst in the nation for this safety metric,” said Baruch Feigenbaum, lead author of the 29th Annual Highway Report and senior managing director of transportation policy at Reason Foundation.</w:t>
+      </w:r>
+    </w:p>
+    <w:p>
+      <w:r>
+        <w:rPr>
+          <w:b/>
+          <w:color w:val="FF5500"/>
+          <w:sz w:val="28"/>
+        </w:rPr>
+        <w:t>FLORIDA’S RANKINGS IN THE 29TH ANNUAL HIGHWAY REPORT</w:t>
+      </w:r>
+    </w:p>
+    <w:tbl>
+      <w:tblPr>
+        <w:tblW w:type="auto" w:w="0"/>
+        <w:tblLayout w:type="autofit"/>
+        <w:tblLook w:firstColumn="1" w:firstRow="1" w:lastColumn="0" w:lastRow="0" w:noHBand="0" w:noVBand="1" w:val="04A0"/>
+      </w:tblPr>
+      <w:tblGrid>
+        <w:gridCol w:w="4320"/>
+        <w:gridCol w:w="4320"/>
+      </w:tblGrid>
+      <w:tr>
+        <w:tc>
+          <w:tcPr>
+            <w:tcW w:type="dxa" w:w="4320"/>
+            <w:vAlign w:val="center"/>
+          </w:tcPr>
+          <w:p>
+            <w:r>
+              <w:rPr>
+                <w:b/>
+                <w:color w:val="FF5500"/>
+                <w:sz w:val="22"/>
+              </w:rPr>
+              <w:t>Category</w:t>
+            </w:r>
+          </w:p>
+        </w:tc>
+        <w:tc>
+          <w:tcPr>
+            <w:tcW w:type="dxa" w:w="4320"/>
+            <w:vAlign w:val="center"/>
+          </w:tcPr>
+          <w:p>
+            <w:pPr>
+              <w:jc w:val="right"/>
+            </w:pPr>
+            <w:r>
+              <w:rPr>
+                <w:b/>
+                <w:color w:val="FF5500"/>
+                <w:sz w:val="22"/>
+              </w:rPr>
+              <w:t>Rank</w:t>
+            </w:r>
+          </w:p>
+        </w:tc>
+      </w:tr>
+      <w:tr>
+        <w:tc>
+          <w:tcPr>
+            <w:tcW w:type="dxa" w:w="4320"/>
+            <w:shd w:fill="F0F0F0"/>
+          </w:tcPr>
+          <w:p>
+            <w:r>
+              <w:rPr>
+                <w:sz w:val="20"/>
+              </w:rPr>
+              <w:t>Overall</w:t>
+            </w:r>
+          </w:p>
+        </w:tc>
+        <w:tc>
+          <w:tcPr>
+            <w:tcW w:type="dxa" w:w="4320"/>
+            <w:shd w:fill="F0F0F0"/>
+          </w:tcPr>
+          <w:p>
+            <w:pPr>
+              <w:jc w:val="right"/>
+            </w:pPr>
+            <w:r>
+              <w:rPr>
+                <w:sz w:val="20"/>
+              </w:rPr>
+              <w:t>14</w:t>
+            </w:r>
+          </w:p>
+        </w:tc>
+      </w:tr>
+      <w:tr>
+        <w:tc>
+          <w:tcPr>
+            <w:tcW w:type="dxa" w:w="4320"/>
+          </w:tcPr>
+          <w:p>
+            <w:r>
+              <w:rPr>
+                <w:sz w:val="20"/>
+              </w:rPr>
+              <w:t>Capital &amp; Bridge Disbursements</w:t>
+            </w:r>
+          </w:p>
+        </w:tc>
+        <w:tc>
+          <w:tcPr>
+            <w:tcW w:type="dxa" w:w="4320"/>
+          </w:tcPr>
+          <w:p>
+            <w:pPr>
+              <w:jc w:val="right"/>
+            </w:pPr>
+            <w:r>
+              <w:rPr>
+                <w:sz w:val="20"/>
+              </w:rPr>
+              <w:t>43</w:t>
+            </w:r>
+          </w:p>
+        </w:tc>
+      </w:tr>
+      <w:tr>
+        <w:tc>
+          <w:tcPr>
+            <w:tcW w:type="dxa" w:w="4320"/>
+            <w:shd w:fill="F0F0F0"/>
+          </w:tcPr>
+          <w:p>
+            <w:r>
+              <w:rPr>
+                <w:sz w:val="20"/>
+              </w:rPr>
+              <w:t>Maintenance Disbursements</w:t>
+            </w:r>
+          </w:p>
+        </w:tc>
+        <w:tc>
+          <w:tcPr>
+            <w:tcW w:type="dxa" w:w="4320"/>
+            <w:shd w:fill="F0F0F0"/>
+          </w:tcPr>
+          <w:p>
+            <w:pPr>
+              <w:jc w:val="right"/>
+            </w:pPr>
+            <w:r>
+              <w:rPr>
+                <w:sz w:val="20"/>
+              </w:rPr>
+              <w:t>34</w:t>
+            </w:r>
+          </w:p>
+        </w:tc>
+      </w:tr>
+      <w:tr>
+        <w:tc>
+          <w:tcPr>
+            <w:tcW w:type="dxa" w:w="4320"/>
+          </w:tcPr>
+          <w:p>
+            <w:r>
+              <w:rPr>
+                <w:sz w:val="20"/>
+              </w:rPr>
+              <w:t>Administrative Disbursements</w:t>
+            </w:r>
+          </w:p>
+        </w:tc>
+        <w:tc>
+          <w:tcPr>
+            <w:tcW w:type="dxa" w:w="4320"/>
+          </w:tcPr>
+          <w:p>
+            <w:pPr>
+              <w:jc w:val="right"/>
+            </w:pPr>
+            <w:r>
+              <w:rPr>
+                <w:sz w:val="20"/>
+              </w:rPr>
+              <w:t>19</w:t>
+            </w:r>
+          </w:p>
+        </w:tc>
+      </w:tr>
+      <w:tr>
+        <w:tc>
+          <w:tcPr>
+            <w:tcW w:type="dxa" w:w="4320"/>
+            <w:shd w:fill="F0F0F0"/>
+          </w:tcPr>
+          <w:p>
+            <w:r>
+              <w:rPr>
+                <w:sz w:val="20"/>
+              </w:rPr>
+              <w:t>Other Disbursements</w:t>
+            </w:r>
+          </w:p>
+        </w:tc>
+        <w:tc>
+          <w:tcPr>
+            <w:tcW w:type="dxa" w:w="4320"/>
+            <w:shd w:fill="F0F0F0"/>
+          </w:tcPr>
+          <w:p>
+            <w:pPr>
+              <w:jc w:val="right"/>
+            </w:pPr>
+            <w:r>
+              <w:rPr>
+                <w:sz w:val="20"/>
+              </w:rPr>
+              <w:t>13</w:t>
+            </w:r>
+          </w:p>
+        </w:tc>
+      </w:tr>
+      <w:tr>
+        <w:tc>
+          <w:tcPr>
+            <w:tcW w:type="dxa" w:w="4320"/>
+          </w:tcPr>
+          <w:p>
+            <w:r>
+              <w:rPr>
+                <w:sz w:val="20"/>
+              </w:rPr>
+              <w:t>Rural Interstate Pavement Condition</w:t>
+            </w:r>
+          </w:p>
+        </w:tc>
+        <w:tc>
+          <w:tcPr>
+            <w:tcW w:type="dxa" w:w="4320"/>
+          </w:tcPr>
+          <w:p>
+            <w:pPr>
+              <w:jc w:val="right"/>
+            </w:pPr>
+            <w:r>
+              <w:rPr>
+                <w:sz w:val="20"/>
+              </w:rPr>
+              <w:t>2</w:t>
+            </w:r>
+          </w:p>
+        </w:tc>
+      </w:tr>
+      <w:tr>
+        <w:tc>
+          <w:tcPr>
+            <w:tcW w:type="dxa" w:w="4320"/>
+            <w:shd w:fill="F0F0F0"/>
+          </w:tcPr>
+          <w:p>
+            <w:r>
+              <w:rPr>
+                <w:sz w:val="20"/>
+              </w:rPr>
+              <w:t>Rural Other Principal Arterial Pavement Condition</w:t>
+            </w:r>
+          </w:p>
+        </w:tc>
+        <w:tc>
+          <w:tcPr>
+            <w:tcW w:type="dxa" w:w="4320"/>
+            <w:shd w:fill="F0F0F0"/>
+          </w:tcPr>
+          <w:p>
+            <w:pPr>
+              <w:jc w:val="right"/>
+            </w:pPr>
+            <w:r>
+              <w:rPr>
+                <w:sz w:val="20"/>
+              </w:rPr>
+              <w:t>7</w:t>
+            </w:r>
+          </w:p>
+        </w:tc>
+      </w:tr>
+      <w:tr>
+        <w:tc>
+          <w:tcPr>
+            <w:tcW w:type="dxa" w:w="4320"/>
+          </w:tcPr>
+          <w:p>
+            <w:r>
+              <w:rPr>
+                <w:sz w:val="20"/>
+              </w:rPr>
+              <w:t>Urban Interstate Pavement Condition</w:t>
+            </w:r>
+          </w:p>
+        </w:tc>
+        <w:tc>
+          <w:tcPr>
+            <w:tcW w:type="dxa" w:w="4320"/>
+          </w:tcPr>
+          <w:p>
+            <w:pPr>
+              <w:jc w:val="right"/>
+            </w:pPr>
+            <w:r>
+              <w:rPr>
+                <w:sz w:val="20"/>
+              </w:rPr>
+              <w:t>6</w:t>
+            </w:r>
+          </w:p>
+        </w:tc>
+      </w:tr>
+      <w:tr>
+        <w:tc>
+          <w:tcPr>
+            <w:tcW w:type="dxa" w:w="4320"/>
+            <w:shd w:fill="F0F0F0"/>
+          </w:tcPr>
+          <w:p>
+            <w:r>
+              <w:rPr>
+                <w:sz w:val="20"/>
+              </w:rPr>
+              <w:t>Urban Other Principal Arterial Pavement Condition</w:t>
+            </w:r>
+          </w:p>
+        </w:tc>
+        <w:tc>
+          <w:tcPr>
+            <w:tcW w:type="dxa" w:w="4320"/>
+            <w:shd w:fill="F0F0F0"/>
+          </w:tcPr>
+          <w:p>
+            <w:pPr>
+              <w:jc w:val="right"/>
+            </w:pPr>
+            <w:r>
+              <w:rPr>
+                <w:sz w:val="20"/>
+              </w:rPr>
+              <w:t>5</w:t>
+            </w:r>
+          </w:p>
+        </w:tc>
+      </w:tr>
+      <w:tr>
+        <w:tc>
+          <w:tcPr>
+            <w:tcW w:type="dxa" w:w="4320"/>
+          </w:tcPr>
+          <w:p>
+            <w:r>
+              <w:rPr>
+                <w:sz w:val="20"/>
+              </w:rPr>
+              <w:t>Urbanized Area Congestion</w:t>
+            </w:r>
+          </w:p>
+        </w:tc>
+        <w:tc>
+          <w:tcPr>
+            <w:tcW w:type="dxa" w:w="4320"/>
+          </w:tcPr>
+          <w:p>
+            <w:pPr>
+              <w:jc w:val="right"/>
+            </w:pPr>
+            <w:r>
+              <w:rPr>
+                <w:sz w:val="20"/>
+              </w:rPr>
+              <w:t>40</w:t>
+            </w:r>
+          </w:p>
+        </w:tc>
+      </w:tr>
+      <w:tr>
+        <w:tc>
+          <w:tcPr>
+            <w:tcW w:type="dxa" w:w="4320"/>
+            <w:shd w:fill="F0F0F0"/>
+          </w:tcPr>
+          <w:p>
+            <w:r>
+              <w:rPr>
+                <w:sz w:val="20"/>
+              </w:rPr>
+              <w:t>Structurally Deficient Bridges</w:t>
+            </w:r>
+          </w:p>
+        </w:tc>
+        <w:tc>
+          <w:tcPr>
+            <w:tcW w:type="dxa" w:w="4320"/>
+            <w:shd w:fill="F0F0F0"/>
+          </w:tcPr>
+          <w:p>
+            <w:pPr>
+              <w:jc w:val="right"/>
+            </w:pPr>
+            <w:r>
+              <w:rPr>
+                <w:sz w:val="20"/>
+              </w:rPr>
+              <w:t>9</w:t>
+            </w:r>
+          </w:p>
+        </w:tc>
+      </w:tr>
+      <w:tr>
+        <w:tc>
+          <w:tcPr>
+            <w:tcW w:type="dxa" w:w="4320"/>
+          </w:tcPr>
+          <w:p>
+            <w:r>
+              <w:rPr>
+                <w:sz w:val="20"/>
+              </w:rPr>
+              <w:t>Rural Fatality Rate</w:t>
+            </w:r>
+          </w:p>
+        </w:tc>
+        <w:tc>
+          <w:tcPr>
+            <w:tcW w:type="dxa" w:w="4320"/>
+          </w:tcPr>
+          <w:p>
+            <w:pPr>
+              <w:jc w:val="right"/>
+            </w:pPr>
+            <w:r>
+              <w:rPr>
+                <w:sz w:val="20"/>
+              </w:rPr>
+              <w:t>32</w:t>
+            </w:r>
+          </w:p>
+        </w:tc>
+      </w:tr>
+      <w:tr>
+        <w:tc>
+          <w:tcPr>
+            <w:tcW w:type="dxa" w:w="4320"/>
+            <w:shd w:fill="F0F0F0"/>
+          </w:tcPr>
+          <w:p>
+            <w:r>
+              <w:rPr>
+                <w:sz w:val="20"/>
+              </w:rPr>
+              <w:t>Urban Fatality Rate</w:t>
+            </w:r>
+          </w:p>
+        </w:tc>
+        <w:tc>
+          <w:tcPr>
+            <w:tcW w:type="dxa" w:w="4320"/>
+            <w:shd w:fill="F0F0F0"/>
+          </w:tcPr>
+          <w:p>
+            <w:pPr>
+              <w:jc w:val="right"/>
+            </w:pPr>
+            <w:r>
+              <w:rPr>
+                <w:sz w:val="20"/>
+              </w:rPr>
+              <w:t>46</w:t>
+            </w:r>
+          </w:p>
+        </w:tc>
+      </w:tr>
+      <w:tr>
+        <w:tc>
+          <w:tcPr>
+            <w:tcW w:type="dxa" w:w="4320"/>
+          </w:tcPr>
+          <w:p>
+            <w:r>
+              <w:rPr>
+                <w:sz w:val="20"/>
+              </w:rPr>
+              <w:t>Other Fatality Rate</w:t>
+            </w:r>
+          </w:p>
+        </w:tc>
+        <w:tc>
+          <w:tcPr>
+            <w:tcW w:type="dxa" w:w="4320"/>
+          </w:tcPr>
+          <w:p>
+            <w:pPr>
+              <w:jc w:val="right"/>
+            </w:pPr>
+            <w:r>
+              <w:rPr>
+                <w:sz w:val="20"/>
+              </w:rPr>
+              <w:t>20</w:t>
+            </w:r>
+          </w:p>
+        </w:tc>
+      </w:tr>
+    </w:tbl>
+    <w:p>
+      <w:r>
+        <w:br/>
+        <w:t>Reason Foundation’s 29th Annual Highway Report measures the condition and cost- effectiveness of state-controlled highways in 13 categories, including pavement and bridge conditions, traffic fatalities, and spending. In the performance categories, ranking first implies the state has the best or lowest fatality rate and its road pavement is in the best condition. A ranking of 50th in performance categories means the state has the worst fatality rates or pavement conditions. In simplified terms, in the cost-effectiveness categories, a rank of 50 means the state spends more money, and a first-place ranking means the state spends less money than other states in that category.</w:t>
       </w:r>
     </w:p>
     <w:p>

--- a/state-vignettes/florida_highway_report.docx
+++ b/state-vignettes/florida_highway_report.docx
@@ -10,57 +10,57 @@
         <w:rPr>
           <w:color w:val="FF5500"/>
         </w:rPr>
-        <w:t>Florida Ranks 14th in the Nation in Highway Performance and Cost-Effectiveness</w:t>
+        <w:t>Florida Ranks 10th in the Nation in Highway Performance and Cost-Effectiveness</w:t>
       </w:r>
     </w:p>
     <w:p>
       <w:r>
-        <w:t>Florida’s highway system ranks 14th in the nation in overall cost-effectiveness and condition.</w:t>
+        <w:t>Florida’s highway system ranks 10th in the nation in overall cost-effectiveness and condition.</w:t>
       </w:r>
     </w:p>
     <w:p>
       <w:r>
-        <w:t>According to the Annual Highway Report by Reason Foundation, this ranking is the same as last year’s.</w:t>
+        <w:t>According to the Annual Highway Report by Reason Foundation, this is a change from the state's previous rankings.</w:t>
       </w:r>
     </w:p>
     <w:p>
       <w:r>
-        <w:t>In safety and condition categories, Florida’s highways rank 6th in urban Interstate pavement condition, 2nd in rural Interstate pavement condition, 5th in urban arterial pavement condition, 7th in rural arterial pavement condition, 9th in structurally deficient bridges, 46th in urban fatality rate, and 32nd in rural fatality rate.</w:t>
+        <w:t>In safety and condition categories, Florida’s highways rank 6th in urban Interstate pavement condition, 5th in rural Interstate pavement condition, 4th in urban arterial pavement condition, 6th in rural arterial pavement condition, 6th in structurally deficient bridges, 39th in urban fatality rate, and 41st in rural fatality rate.</w:t>
       </w:r>
     </w:p>
     <w:p>
       <w:r>
-        <w:t>Florida ranks 40th out of the 50 states in traffic congestion, and its drivers spend 37.05 hours a year stuck in traffic congestion.</w:t>
+        <w:t>Florida ranks 40th out of the 50 states in traffic congestion, and its drivers spend 38.7 hours a year stuck in traffic congestion.</w:t>
       </w:r>
     </w:p>
     <w:p>
       <w:r>
-        <w:t>In spending and cost-effectiveness, Florida ranks 43rd in capital and bridge disbursements, which are the costs of building new roads and bridges and widening existing ones. Florida ranks 34th in maintenance spending, such as the costs of repaving roads and filling in potholes. Florida’s administrative disbursements, including office spending that doesn’t make its way to roads, rank 19th nationwide.</w:t>
+        <w:t>In spending and cost-effectiveness, Florida ranks 38th in capital and bridge disbursements, which are the costs of building new roads and bridges and widening existing ones. Florida ranks 34th in maintenance spending, such as the costs of repaving roads and filling in potholes. Florida’s administrative disbursements, including office spending that doesn’t make its way to roads, rank 20th nationwide.</w:t>
       </w:r>
     </w:p>
     <w:p>
       <w:r>
-        <w:t>Compared to last year, Florida has the following notable changes in rankings: Other Fatality Rate improved by 7 points, from 27 to 20; Rural Fatality Rate improved by 6 points, from 38 to 32; Maintenance Disbursements worsened by 9 points, from 25 to 34; Other Disbursements improved by 10 points, from 23 to 13.</w:t>
+        <w:t>Compared to last year, Florida has the following notable changes in rankings: Capital &amp; Bridge Disbursements improved by 5 points, from 43 to 38; Rural Fatality Rate worsened by 9 points, from 32 to 41; Urban Fatality Rate improved by 7 points, from 46 to 39; Other Fatality Rate improved by 6 points, from 20 to 14.</w:t>
       </w:r>
     </w:p>
     <w:p>
       <w:r>
-        <w:t>Compared to neighboring and nearby states, Florida’s overall highway performance is worse than Georgia (2nd), South Carolina (3rd), and Alabama (8th); better than Mississippi (24th).</w:t>
+        <w:t>Compared to neighboring and nearby states, Florida’s overall highway performance is worse than Georgia (4th), South Carolina (7th), and Alabama (2nd); better than Mississippi (22nd).</w:t>
       </w:r>
     </w:p>
     <w:p>
       <w:r>
-        <w:t>Comparing its overall performance to similarly populated states, Florida ranks better than Texas (27th) and New York (47th).</w:t>
+        <w:t>Comparing its overall performance to similarly populated states, Florida ranks better than Texas (30th) and New York (46th).</w:t>
       </w:r>
     </w:p>
     <w:p>
       <w:r>
-        <w:t>Florida’s highway system ranks 14th out of 50 states overall this year, the same ranking as last year.</w:t>
+        <w:t>Florida’s highway system ranks 10th out of 50 states overall this year, compared to 14th last year.</w:t>
       </w:r>
     </w:p>
     <w:p>
       <w:r>
-        <w:t>“In terms of improving in the road condition and performance categories, Florida should focus on reducing Urban Fatality Rate and Capital &amp; Bridge Disbursements. Florida’s rank of 46th in Urban Fatality Rate makes it one of the worst in the nation for this safety metric,” said Baruch Feigenbaum, lead author of the 29th Annual Highway Report and senior managing director of transportation policy at Reason Foundation.</w:t>
+        <w:t>“In terms of improving in the road condition and performance categories, Florida should focus on reducing Rural Fatality Rate and Urbanized Area Congestion. Florida’s rank of 41st in Rural Fatality Rate makes it one of the worst in the nation for this safety metric,” said Baruch Feigenbaum, lead author of the 30th Annual Highway Report and senior managing director of transportation policy at Reason Foundation.</w:t>
       </w:r>
     </w:p>
     <w:p>
@@ -70,7 +70,7 @@
           <w:color w:val="FF5500"/>
           <w:sz w:val="28"/>
         </w:rPr>
-        <w:t>FLORIDA’S RANKINGS IN THE 29TH ANNUAL HIGHWAY REPORT</w:t>
+        <w:t>FLORIDA’S RANKINGS IN THE 30TH ANNUAL HIGHWAY REPORT</w:t>
       </w:r>
     </w:p>
     <w:tbl>
@@ -148,7 +148,7 @@
               <w:rPr>
                 <w:sz w:val="20"/>
               </w:rPr>
-              <w:t>14</w:t>
+              <w:t>10</w:t>
             </w:r>
           </w:p>
         </w:tc>
@@ -179,7 +179,7 @@
               <w:rPr>
                 <w:sz w:val="20"/>
               </w:rPr>
-              <w:t>43</w:t>
+              <w:t>38</w:t>
             </w:r>
           </w:p>
         </w:tc>
@@ -243,7 +243,7 @@
               <w:rPr>
                 <w:sz w:val="20"/>
               </w:rPr>
-              <w:t>19</w:t>
+              <w:t>20</w:t>
             </w:r>
           </w:p>
         </w:tc>
@@ -307,7 +307,7 @@
               <w:rPr>
                 <w:sz w:val="20"/>
               </w:rPr>
-              <w:t>2</w:t>
+              <w:t>5</w:t>
             </w:r>
           </w:p>
         </w:tc>
@@ -340,7 +340,7 @@
               <w:rPr>
                 <w:sz w:val="20"/>
               </w:rPr>
-              <w:t>7</w:t>
+              <w:t>6</w:t>
             </w:r>
           </w:p>
         </w:tc>
@@ -404,7 +404,7 @@
               <w:rPr>
                 <w:sz w:val="20"/>
               </w:rPr>
-              <w:t>5</w:t>
+              <w:t>4</w:t>
             </w:r>
           </w:p>
         </w:tc>
@@ -468,7 +468,7 @@
               <w:rPr>
                 <w:sz w:val="20"/>
               </w:rPr>
-              <w:t>9</w:t>
+              <w:t>6</w:t>
             </w:r>
           </w:p>
         </w:tc>
@@ -499,7 +499,7 @@
               <w:rPr>
                 <w:sz w:val="20"/>
               </w:rPr>
-              <w:t>32</w:t>
+              <w:t>41</w:t>
             </w:r>
           </w:p>
         </w:tc>
@@ -532,7 +532,7 @@
               <w:rPr>
                 <w:sz w:val="20"/>
               </w:rPr>
-              <w:t>46</w:t>
+              <w:t>39</w:t>
             </w:r>
           </w:p>
         </w:tc>
@@ -563,7 +563,7 @@
               <w:rPr>
                 <w:sz w:val="20"/>
               </w:rPr>
-              <w:t>20</w:t>
+              <w:t>14</w:t>
             </w:r>
           </w:p>
         </w:tc>
@@ -572,12 +572,12 @@
     <w:p>
       <w:r>
         <w:br/>
-        <w:t>Reason Foundation’s 29th Annual Highway Report measures the condition and cost- effectiveness of state-controlled highways in 13 categories, including pavement and bridge conditions, traffic fatalities, and spending. In the performance categories, ranking first implies the state has the best or lowest fatality rate and its road pavement is in the best condition. A ranking of 50th in performance categories means the state has the worst fatality rates or pavement conditions. In simplified terms, in the cost-effectiveness categories, a rank of 50 means the state spends more money, and a first-place ranking means the state spends less money than other states in that category.</w:t>
+        <w:t>Reason Foundation’s 30th Annual Highway Report measures the condition and cost-effectiveness of state-controlled highways in 13 categories, including pavement and bridge conditions, traffic fatalities, and spending. In the performance categories, ranking first implies the state has the best or lowest fatality rate and its road pavement is in the best condition. A ranking of 50th in performance categories means the state has the worst fatality rates or pavement conditions. In simplified terms, in the cost-effectiveness categories, a rank of 50 means the state spends more money, and a first-place ranking means the state spends less money than other states in that category.</w:t>
       </w:r>
     </w:p>
     <w:p>
       <w:r>
-        <w:t>The report’s data are primarily information each state directly reported to the Federal Highway Administration for 2023. Better Roads and Bridges provides the deficient bridge data, and INRIX.com provides the traffic congestion data.</w:t>
+        <w:t>The report’s data are primarily information each state directly reported to the Federal Highway Administration for 2024. Better Roads and Bridges provides the deficient bridge data, and INRIX.com provides the traffic congestion data.</w:t>
       </w:r>
     </w:p>
     <w:sectPr>
